--- a/docs/entrevistas/Entrevista E04.docx
+++ b/docs/entrevistas/Entrevista E04.docx
@@ -21,7 +21,7 @@
           <w:szCs w:val="26"/>
           <w:rtl w:val="0"/>
         </w:rPr>
-        <w:t xml:space="preserve">I.63</w:t>
+        <w:t xml:space="preserve">E04</w:t>
       </w:r>
       <w:r>
         <w:rPr>

--- a/docs/entrevistas/Entrevista E04.docx
+++ b/docs/entrevistas/Entrevista E04.docx
@@ -104,13 +104,13 @@
           <w:bCs w:val="1"/>
           <w:rtl w:val="0"/>
         </w:rPr>
-        <w:t xml:space="preserve">R1:</w:t>
-      </w:r>
-      <w:r>
-        <w:rPr>
-          <w:rtl w:val="0"/>
-        </w:rPr>
-        <w:t xml:space="preserve"> Muy estructurado: "Desayuno (alimentación por sonda), medicamentos, abrir cortinas, cambio de pañal, cambiar de posición (persona postrada), almuerzo, postre, once, comida, medicamentos".</w:t>
+        <w:t xml:space="preserve">R1: Muy estructurado: "Desayuno (alimentación asistida), medicamentos, abrir cortinas, cambio de pañal, cambiar de posición, almuerzo, postre, once, comida, medicamentos".</w:t>
+      </w:r>
+      <w:r>
+        <w:rPr>
+          <w:rtl w:val="0"/>
+        </w:rPr>
+        <w:t xml:space="preserve"/>
       </w:r>
     </w:p>
     <w:p>
@@ -1136,7 +1136,7 @@
           <w:bCs w:val="1"/>
           <w:rtl w:val="0"/>
         </w:rPr>
-        <w:t xml:space="preserve">R27:</w:t>
+        <w:t xml:space="preserve">R27: NO recibe apoyo de CESFAM o municipio. → Hallazgo: Sustituto fuertemente instalado (compra mensualizada por app). Debido al entorno rural y nivel de apoyo que requiere la persona, la canasta es elevadísima, destrozando el promedio supuesto en la sección 16 del documento de arquitectura ($50k-$70k).</w:t>
       </w:r>
       <w:sdt>
         <w:sdtPr>
@@ -1149,7 +1149,7 @@
               <w:rFonts w:ascii="Arial Unicode MS" w:cs="Arial Unicode MS" w:eastAsia="Arial Unicode MS" w:hAnsi="Arial Unicode MS"/>
               <w:rtl w:val="0"/>
             </w:rPr>
-            <w:t xml:space="preserve"> NO recibe apoyo de CESFAM o municipio. → </w:t>
+            <w:t xml:space="preserve"/>
           </w:r>
         </w:sdtContent>
       </w:sdt>
@@ -1159,7 +1159,7 @@
           <w:iCs w:val="1"/>
           <w:rtl w:val="0"/>
         </w:rPr>
-        <w:t xml:space="preserve">Hallazgo: Sustituto fuertemente instalado (compra mensualizada por app). Debido al entorno rural y condición del paciente, la canasta es elevadísima, destrozando el promedio supuesto en la sección 16 del documento de arquitectura ($50k-$70k).</w:t>
+        <w:t xml:space="preserve"/>
       </w:r>
     </w:p>
     <w:p>
@@ -1584,13 +1584,13 @@
           <w:bCs w:val="1"/>
           <w:rtl w:val="0"/>
         </w:rPr>
-        <w:t xml:space="preserve">R36:</w:t>
-      </w:r>
-      <w:r>
-        <w:rPr>
-          <w:rtl w:val="0"/>
-        </w:rPr>
-        <w:t xml:space="preserve"> "Siendo una persona postrada y alimentada por sonda, sería necesario más visitas médicas, y más ayuda en la parte de insumos".</w:t>
+        <w:t xml:space="preserve">R36: "[Por el apoyo total que requiere] sería necesario más visitas médicas, y más ayuda en la parte de insumos".</w:t>
+      </w:r>
+      <w:r>
+        <w:rPr>
+          <w:rtl w:val="0"/>
+        </w:rPr>
+        <w:t xml:space="preserve"/>
       </w:r>
     </w:p>
     <w:p>
@@ -1634,7 +1634,7 @@
         <w:rPr>
           <w:rtl w:val="0"/>
         </w:rPr>
-        <w:t xml:space="preserve">· Perfil: Conviviente (Rural; Persona postrada con sonda). </w:t>
+        <w:t xml:space="preserve">· Perfil: Conviviente (Rural; persona que requiere apoyo total). </w:t>
       </w:r>
     </w:p>
     <w:p>
